--- a/scorecard-General/PAGINA-2BI/academia/materiales/04_Estandar_Plan_Trabajo.docx
+++ b/scorecard-General/PAGINA-2BI/academia/materiales/04_Estandar_Plan_Trabajo.docx
@@ -1802,7 +1802,7 @@
                 <w:sz w:val="20"/>
                 <w:szCs w:val="20"/>
               </w:rPr>
-              <w:t xml:space="preserve">Automatizar refresh y alertas con Power Automate / n8n.</w:t>
+              <w:t xml:space="preserve">Automatizar refresh y alertas con Subscriptions de Power BI / Power BI Subscriptions.</w:t>
             </w:r>
           </w:p>
         </w:tc>
@@ -3214,7 +3214,7 @@
                 <w:sz w:val="20"/>
                 <w:szCs w:val="20"/>
               </w:rPr>
-              <w:t xml:space="preserve">Fabric + Copilot + Automatización + Portafolio</w:t>
+              <w:t xml:space="preserve">Power BI Service Avanzado + Portafolio + Cierre</w:t>
             </w:r>
           </w:p>
         </w:tc>
@@ -3249,7 +3249,7 @@
                 <w:sz w:val="20"/>
                 <w:szCs w:val="20"/>
               </w:rPr>
-              <w:t xml:space="preserve">Cerrar el programa con features 2026 y plan de monetización.</w:t>
+              <w:t xml:space="preserve">Dominar features avanzadas del Service (Apps, Subscriptions, Data Alerts, Sensitivity Labels, Usage Metrics) y cerrar con tu portafolio público.</w:t>
             </w:r>
           </w:p>
         </w:tc>
@@ -5900,7 +5900,7 @@
           <w:sz w:val="22"/>
           <w:szCs w:val="22"/>
         </w:rPr>
-        <w:t xml:space="preserve">Dataflows Gen2 + Lakehouse Fabric = ETL versionado.</w:t>
+        <w:t xml:space="preserve">Dataflows Gen2: ETL centralizado entre múltiples reportes.</w:t>
       </w:r>
     </w:p>
     <w:p>
@@ -5929,7 +5929,7 @@
           <w:sz w:val="22"/>
           <w:szCs w:val="22"/>
         </w:rPr>
-        <w:t xml:space="preserve">REST API → triggers de refresh desde n8n / Python / Power Automate.</w:t>
+        <w:t xml:space="preserve">REST API → triggers de refresh y exports desde Service Principal.</w:t>
       </w:r>
     </w:p>
     <w:p>
@@ -6049,7 +6049,7 @@
           <w:sz w:val="28"/>
           <w:szCs w:val="28"/>
         </w:rPr>
-        <w:t xml:space="preserve">Sesión 8 — Fabric + Copilot + Automatización + Portafolio</w:t>
+        <w:t xml:space="preserve">Sesión 8 — Power BI Service Avanzado + Portafolio + Cierre</w:t>
       </w:r>
     </w:p>
     <w:p>
@@ -6104,7 +6104,7 @@
           <w:sz w:val="22"/>
           <w:szCs w:val="22"/>
         </w:rPr>
-        <w:t xml:space="preserve">Cerrar el programa con features 2026 y plan de monetización.</w:t>
+        <w:t xml:space="preserve">Dominar features avanzadas del Service (Apps, Subscriptions, Data Alerts, Sensitivity Labels, Usage Metrics) y cerrar con tu portafolio público.</w:t>
       </w:r>
     </w:p>
     <w:p>
@@ -6139,97 +6139,97 @@
           <w:sz w:val="22"/>
           <w:szCs w:val="22"/>
         </w:rPr>
-        <w:t xml:space="preserve">Microsoft Fabric: Lakehouse, OneLake, Direct Lake.</w:t>
-      </w:r>
-    </w:p>
-    <w:p>
-      <w:pPr>
-        <w:pStyle w:val="ListParagraph"/>
-        <w:numPr>
-          <w:ilvl w:val="0"/>
-          <w:numId w:val="2"/>
-        </w:numPr>
-        <w:spacing w:after="80" w:line="300"/>
-      </w:pPr>
-      <w:r>
-        <w:rPr>
-          <w:rFonts w:ascii="Calibri" w:cs="Calibri" w:eastAsia="Calibri" w:hAnsi="Calibri"/>
-          <w:sz w:val="22"/>
-          <w:szCs w:val="22"/>
-        </w:rPr>
-        <w:t xml:space="preserve">Direct Lake vs Import vs DirectQuery.</w:t>
-      </w:r>
-    </w:p>
-    <w:p>
-      <w:pPr>
-        <w:pStyle w:val="ListParagraph"/>
-        <w:numPr>
-          <w:ilvl w:val="0"/>
-          <w:numId w:val="2"/>
-        </w:numPr>
-        <w:spacing w:after="80" w:line="300"/>
-      </w:pPr>
-      <w:r>
-        <w:rPr>
-          <w:rFonts w:ascii="Calibri" w:cs="Calibri" w:eastAsia="Calibri" w:hAnsi="Calibri"/>
-          <w:sz w:val="22"/>
-          <w:szCs w:val="22"/>
-        </w:rPr>
-        <w:t xml:space="preserve">Copilot en Power BI: prompts efectivos.</w:t>
-      </w:r>
-    </w:p>
-    <w:p>
-      <w:pPr>
-        <w:pStyle w:val="ListParagraph"/>
-        <w:numPr>
-          <w:ilvl w:val="0"/>
-          <w:numId w:val="2"/>
-        </w:numPr>
-        <w:spacing w:after="80" w:line="300"/>
-      </w:pPr>
-      <w:r>
-        <w:rPr>
-          <w:rFonts w:ascii="Calibri" w:cs="Calibri" w:eastAsia="Calibri" w:hAnsi="Calibri"/>
-          <w:sz w:val="22"/>
-          <w:szCs w:val="22"/>
-        </w:rPr>
-        <w:t xml:space="preserve">Power Automate + n8n: alertas y refresh.</w:t>
-      </w:r>
-    </w:p>
-    <w:p>
-      <w:pPr>
-        <w:pStyle w:val="ListParagraph"/>
-        <w:numPr>
-          <w:ilvl w:val="0"/>
-          <w:numId w:val="2"/>
-        </w:numPr>
-        <w:spacing w:after="80" w:line="300"/>
-      </w:pPr>
-      <w:r>
-        <w:rPr>
-          <w:rFonts w:ascii="Calibri" w:cs="Calibri" w:eastAsia="Calibri" w:hAnsi="Calibri"/>
-          <w:sz w:val="22"/>
-          <w:szCs w:val="22"/>
-        </w:rPr>
-        <w:t xml:space="preserve">Construcción del portafolio público.</w:t>
-      </w:r>
-    </w:p>
-    <w:p>
-      <w:pPr>
-        <w:pStyle w:val="ListParagraph"/>
-        <w:numPr>
-          <w:ilvl w:val="0"/>
-          <w:numId w:val="2"/>
-        </w:numPr>
-        <w:spacing w:after="80" w:line="300"/>
-      </w:pPr>
-      <w:r>
-        <w:rPr>
-          <w:rFonts w:ascii="Calibri" w:cs="Calibri" w:eastAsia="Calibri" w:hAnsi="Calibri"/>
-          <w:sz w:val="22"/>
-          <w:szCs w:val="22"/>
-        </w:rPr>
-        <w:t xml:space="preserve">Plan de monetización: cómo cobrar tu primer freelance.</w:t>
+        <w:t xml:space="preserve">Power BI Apps: distribución profesional a usuarios finales.</w:t>
+      </w:r>
+    </w:p>
+    <w:p>
+      <w:pPr>
+        <w:pStyle w:val="ListParagraph"/>
+        <w:numPr>
+          <w:ilvl w:val="0"/>
+          <w:numId w:val="2"/>
+        </w:numPr>
+        <w:spacing w:after="80" w:line="300"/>
+      </w:pPr>
+      <w:r>
+        <w:rPr>
+          <w:rFonts w:ascii="Calibri" w:cs="Calibri" w:eastAsia="Calibri" w:hAnsi="Calibri"/>
+          <w:sz w:val="22"/>
+          <w:szCs w:val="22"/>
+        </w:rPr>
+        <w:t xml:space="preserve">Subscriptions y Data Alerts nativas.</w:t>
+      </w:r>
+    </w:p>
+    <w:p>
+      <w:pPr>
+        <w:pStyle w:val="ListParagraph"/>
+        <w:numPr>
+          <w:ilvl w:val="0"/>
+          <w:numId w:val="2"/>
+        </w:numPr>
+        <w:spacing w:after="80" w:line="300"/>
+      </w:pPr>
+      <w:r>
+        <w:rPr>
+          <w:rFonts w:ascii="Calibri" w:cs="Calibri" w:eastAsia="Calibri" w:hAnsi="Calibri"/>
+          <w:sz w:val="22"/>
+          <w:szCs w:val="22"/>
+        </w:rPr>
+        <w:t xml:space="preserve">Sensitivity Labels y Microsoft Information Protection.</w:t>
+      </w:r>
+    </w:p>
+    <w:p>
+      <w:pPr>
+        <w:pStyle w:val="ListParagraph"/>
+        <w:numPr>
+          <w:ilvl w:val="0"/>
+          <w:numId w:val="2"/>
+        </w:numPr>
+        <w:spacing w:after="80" w:line="300"/>
+      </w:pPr>
+      <w:r>
+        <w:rPr>
+          <w:rFonts w:ascii="Calibri" w:cs="Calibri" w:eastAsia="Calibri" w:hAnsi="Calibri"/>
+          <w:sz w:val="22"/>
+          <w:szCs w:val="22"/>
+        </w:rPr>
+        <w:t xml:space="preserve">Usage Metrics y análisis de adopción del workspace.</w:t>
+      </w:r>
+    </w:p>
+    <w:p>
+      <w:pPr>
+        <w:pStyle w:val="ListParagraph"/>
+        <w:numPr>
+          <w:ilvl w:val="0"/>
+          <w:numId w:val="2"/>
+        </w:numPr>
+        <w:spacing w:after="80" w:line="300"/>
+      </w:pPr>
+      <w:r>
+        <w:rPr>
+          <w:rFonts w:ascii="Calibri" w:cs="Calibri" w:eastAsia="Calibri" w:hAnsi="Calibri"/>
+          <w:sz w:val="22"/>
+          <w:szCs w:val="22"/>
+        </w:rPr>
+        <w:t xml:space="preserve">Construcción del portafolio público en LinkedIn.</w:t>
+      </w:r>
+    </w:p>
+    <w:p>
+      <w:pPr>
+        <w:pStyle w:val="ListParagraph"/>
+        <w:numPr>
+          <w:ilvl w:val="0"/>
+          <w:numId w:val="2"/>
+        </w:numPr>
+        <w:spacing w:after="80" w:line="300"/>
+      </w:pPr>
+      <w:r>
+        <w:rPr>
+          <w:rFonts w:ascii="Calibri" w:cs="Calibri" w:eastAsia="Calibri" w:hAnsi="Calibri"/>
+          <w:sz w:val="22"/>
+          <w:szCs w:val="22"/>
+        </w:rPr>
+        <w:t xml:space="preserve">Plan de monetización Power BI 90 días.</w:t>
       </w:r>
     </w:p>
     <w:p>
@@ -6275,7 +6275,7 @@
           <w:sz w:val="22"/>
           <w:szCs w:val="22"/>
         </w:rPr>
-        <w:t xml:space="preserve">Copilot funciona mejor con nombres semánticos (FechaVenta no Fecha1).</w:t>
+        <w:t xml:space="preserve">Apps siempre que distribuyas a 5+ personas. Mejor performance.</w:t>
       </w:r>
     </w:p>
     <w:p>
@@ -6304,7 +6304,7 @@
           <w:sz w:val="22"/>
           <w:szCs w:val="22"/>
         </w:rPr>
-        <w:t xml:space="preserve">Direct Lake = velocidad de Import sin recargas.</w:t>
+        <w:t xml:space="preserve">Data Alerts solo viven en Dashboards (tiles), no en visuales de reporte.</w:t>
       </w:r>
     </w:p>
     <w:p>
@@ -6333,7 +6333,7 @@
           <w:sz w:val="22"/>
           <w:szCs w:val="22"/>
         </w:rPr>
-        <w:t xml:space="preserve">Power Automate "Export Power BI report" para PDFs automáticos.</w:t>
+        <w:t xml:space="preserve">Sensitivity Labels heredan al exportar (PDF/Excel mantienen cifrado).</w:t>
       </w:r>
     </w:p>
     <w:p>
@@ -6362,7 +6362,7 @@
           <w:sz w:val="22"/>
           <w:szCs w:val="22"/>
         </w:rPr>
-        <w:t xml:space="preserve">Semantic Link → escribir modelos a producción desde Python.</w:t>
+        <w:t xml:space="preserve">Usage Metrics &gt; 90 días sin acceso = candidato a archivar.</w:t>
       </w:r>
     </w:p>
     <w:p>
@@ -6391,7 +6391,7 @@
           <w:sz w:val="22"/>
           <w:szCs w:val="22"/>
         </w:rPr>
-        <w:t xml:space="preserve">Tu portafolio LinkedIn pesa más que un certificado.</w:t>
+        <w:t xml:space="preserve">Tu portafolio LinkedIn pesa 5× un certificado.</w:t>
       </w:r>
     </w:p>
     <w:p>
@@ -6436,7 +6436,7 @@
           <w:sz w:val="22"/>
           <w:szCs w:val="22"/>
         </w:rPr>
-        <w:t xml:space="preserve">Flujo de alertas activo + 1 dashboard demo público + plan a 90 días.</w:t>
+        <w:t xml:space="preserve">1 App publicada + 1 Subscription + 1 Data Alert + 1 dashboard demo público en LinkedIn.</w:t>
       </w:r>
     </w:p>
     <w:p>
@@ -7555,7 +7555,7 @@
                 <w:sz w:val="20"/>
                 <w:szCs w:val="20"/>
               </w:rPr>
-              <w:t xml:space="preserve">Power Automate</w:t>
+              <w:t xml:space="preserve">Subscriptions de Power BI</w:t>
             </w:r>
           </w:p>
         </w:tc>
@@ -9292,7 +9292,7 @@
           <w:sz w:val="22"/>
           <w:szCs w:val="22"/>
         </w:rPr>
-        <w:t xml:space="preserve">Direct Lake mode (Fabric): velocidad de Import sin recargas.</w:t>
+        <w:t xml:space="preserve">Premium Capacity mode (Power BI Premium): velocidad de Import sin recargas.</w:t>
       </w:r>
     </w:p>
     <w:p>
@@ -9350,7 +9350,7 @@
           <w:sz w:val="22"/>
           <w:szCs w:val="22"/>
         </w:rPr>
-        <w:t xml:space="preserve">Power Automate: 'Run a query against a dataset' para alertas DAX.</w:t>
+        <w:t xml:space="preserve">Subscriptions de Power BI: 'Run a query against a dataset' para alertas DAX.</w:t>
       </w:r>
     </w:p>
     <w:p>
@@ -9379,7 +9379,7 @@
           <w:sz w:val="22"/>
           <w:szCs w:val="22"/>
         </w:rPr>
-        <w:t xml:space="preserve">n8n + Webhook = orquestación open-source flexible.</w:t>
+        <w:t xml:space="preserve">Power BI Subscriptions + Webhook = orquestación open-source flexible.</w:t>
       </w:r>
     </w:p>
     <w:p>
@@ -9437,7 +9437,7 @@
           <w:sz w:val="22"/>
           <w:szCs w:val="22"/>
         </w:rPr>
-        <w:t xml:space="preserve">Capacidades dedicadas (P1/F2+): permite Direct Lake.</w:t>
+        <w:t xml:space="preserve">Capacidades dedicadas (P1/F2+): permite Premium Capacity.</w:t>
       </w:r>
     </w:p>
     <w:p>
@@ -10602,7 +10602,7 @@
                 <w:sz w:val="20"/>
                 <w:szCs w:val="20"/>
               </w:rPr>
-              <w:t xml:space="preserve">Bonus: Flow n8n Lead → CRM</w:t>
+              <w:t xml:space="preserve">Bonus: Flow Power BI Subscriptions Lead → CRM</w:t>
             </w:r>
           </w:p>
         </w:tc>
@@ -10672,7 +10672,7 @@
                 <w:sz w:val="20"/>
                 <w:szCs w:val="20"/>
               </w:rPr>
-              <w:t xml:space="preserve">JSON n8n</w:t>
+              <w:t xml:space="preserve">JSON Power BI Subscriptions</w:t>
             </w:r>
           </w:p>
         </w:tc>
